--- a/tillsyn/A 8191-2026 tillsynsbegäran.docx
+++ b/tillsyn/A 8191-2026 tillsynsbegäran.docx
@@ -2007,7 +2007,7 @@
     <w:r>
       <w:tab/>
       <w:tab/>
-      <w:t>2026-09-14</w:t>
+      <w:t>2026-09-15</w:t>
       <w:br/>
       <w:br/>
     </w:r>

--- a/tillsyn/A 8191-2026 tillsynsbegäran.docx
+++ b/tillsyn/A 8191-2026 tillsynsbegäran.docx
@@ -2007,7 +2007,7 @@
     <w:r>
       <w:tab/>
       <w:tab/>
-      <w:t>2026-09-15</w:t>
+      <w:t>2026-09-16</w:t>
       <w:br/>
       <w:br/>
     </w:r>

--- a/tillsyn/A 8191-2026 tillsynsbegäran.docx
+++ b/tillsyn/A 8191-2026 tillsynsbegäran.docx
@@ -2007,7 +2007,7 @@
     <w:r>
       <w:tab/>
       <w:tab/>
-      <w:t>2026-09-16</w:t>
+      <w:t>2026-09-17</w:t>
       <w:br/>
       <w:br/>
     </w:r>

--- a/tillsyn/A 8191-2026 tillsynsbegäran.docx
+++ b/tillsyn/A 8191-2026 tillsynsbegäran.docx
@@ -2007,7 +2007,7 @@
     <w:r>
       <w:tab/>
       <w:tab/>
-      <w:t>2026-09-17</w:t>
+      <w:t>2026-09-18</w:t>
       <w:br/>
       <w:br/>
     </w:r>

--- a/tillsyn/A 8191-2026 tillsynsbegäran.docx
+++ b/tillsyn/A 8191-2026 tillsynsbegäran.docx
@@ -2007,7 +2007,7 @@
     <w:r>
       <w:tab/>
       <w:tab/>
-      <w:t>2026-09-18</w:t>
+      <w:t>2026-09-19</w:t>
       <w:br/>
       <w:br/>
     </w:r>

--- a/tillsyn/A 8191-2026 tillsynsbegäran.docx
+++ b/tillsyn/A 8191-2026 tillsynsbegäran.docx
@@ -2007,7 +2007,7 @@
     <w:r>
       <w:tab/>
       <w:tab/>
-      <w:t>2026-09-19</w:t>
+      <w:t>2026-09-21</w:t>
       <w:br/>
       <w:br/>
     </w:r>

--- a/tillsyn/A 8191-2026 tillsynsbegäran.docx
+++ b/tillsyn/A 8191-2026 tillsynsbegäran.docx
@@ -2007,7 +2007,7 @@
     <w:r>
       <w:tab/>
       <w:tab/>
-      <w:t>2026-09-21</w:t>
+      <w:t>2026-09-23</w:t>
       <w:br/>
       <w:br/>
     </w:r>

--- a/tillsyn/A 8191-2026 tillsynsbegäran.docx
+++ b/tillsyn/A 8191-2026 tillsynsbegäran.docx
@@ -2007,7 +2007,7 @@
     <w:r>
       <w:tab/>
       <w:tab/>
-      <w:t>2026-09-23</w:t>
+      <w:t>2026-09-24</w:t>
       <w:br/>
       <w:br/>
     </w:r>

--- a/tillsyn/A 8191-2026 tillsynsbegäran.docx
+++ b/tillsyn/A 8191-2026 tillsynsbegäran.docx
@@ -2007,7 +2007,7 @@
     <w:r>
       <w:tab/>
       <w:tab/>
-      <w:t>2026-09-24</w:t>
+      <w:t>2026-09-25</w:t>
       <w:br/>
       <w:br/>
     </w:r>

--- a/tillsyn/A 8191-2026 tillsynsbegäran.docx
+++ b/tillsyn/A 8191-2026 tillsynsbegäran.docx
@@ -2007,7 +2007,7 @@
     <w:r>
       <w:tab/>
       <w:tab/>
-      <w:t>2026-09-25</w:t>
+      <w:t>2026-09-26</w:t>
       <w:br/>
       <w:br/>
     </w:r>

--- a/tillsyn/A 8191-2026 tillsynsbegäran.docx
+++ b/tillsyn/A 8191-2026 tillsynsbegäran.docx
@@ -2007,7 +2007,7 @@
     <w:r>
       <w:tab/>
       <w:tab/>
-      <w:t>2026-09-26</w:t>
+      <w:t>2026-09-27</w:t>
       <w:br/>
       <w:br/>
     </w:r>

--- a/tillsyn/A 8191-2026 tillsynsbegäran.docx
+++ b/tillsyn/A 8191-2026 tillsynsbegäran.docx
@@ -2007,7 +2007,7 @@
     <w:r>
       <w:tab/>
       <w:tab/>
-      <w:t>2026-09-27</w:t>
+      <w:t>2026-09-28</w:t>
       <w:br/>
       <w:br/>
     </w:r>

--- a/tillsyn/A 8191-2026 tillsynsbegäran.docx
+++ b/tillsyn/A 8191-2026 tillsynsbegäran.docx
@@ -2007,7 +2007,7 @@
     <w:r>
       <w:tab/>
       <w:tab/>
-      <w:t>2026-09-28</w:t>
+      <w:t>2026-09-29</w:t>
       <w:br/>
       <w:br/>
     </w:r>

--- a/tillsyn/A 8191-2026 tillsynsbegäran.docx
+++ b/tillsyn/A 8191-2026 tillsynsbegäran.docx
@@ -2007,7 +2007,7 @@
     <w:r>
       <w:tab/>
       <w:tab/>
-      <w:t>2026-09-29</w:t>
+      <w:t>2026-09-30</w:t>
       <w:br/>
       <w:br/>
     </w:r>

--- a/tillsyn/A 8191-2026 tillsynsbegäran.docx
+++ b/tillsyn/A 8191-2026 tillsynsbegäran.docx
@@ -65,7 +65,7 @@
     </w:p>
     <w:p>
       <w:r>
-        <w:t>I och inom 24 meter från avverkningsanmälan finns fynd av 29 naturvårdsarter, varav 12 är rödlistade, 14 är fridlysta, 21 är typiska (T) och 7 är signalarter (S): garnlav (VU, T), gränsticka (VU, T), knärot (VU, T, §8), hängticka (NT), rosenticka (NT, T), rynkskinn (NT, T), skogshare (NT), talltita (NT, §4), tretåig hackspett (NT, T, §4), ullticka (NT, T), violettgrå tagellav (NT, T), vårärt (NT, T), bronshjon (S, T), korallrot (S, T, §8), spindelblomster (S, T, §8), thomsons trägnagare (S), trådticka (S, T), vedticka (S, T), ögonpyrola (S, T), blåsippa (T, §9), gråspett (T, §4), järpe (T, §4), linnea (T), spillkråka (T, §4), tjäder (T, §4), kungsfågel (§4), vanlig groda (§6), fläcknycklar (§8) och revlummer (§9). Se Figur 1.</w:t>
+        <w:t>I och inom 24 meter från avverkningsanmälan finns fynd av 31 naturvårdsarter, varav 12 är rödlistade, 15 är fridlysta, 23 är typiska (T) och 7 är signalarter (S): garnlav (VU, T), gränsticka (VU, T), knärot (VU, T, §8), hängticka (NT), rosenticka (NT, T), rynkskinn (NT, T), skogshare (NT), talltita (NT, §4), tretåig hackspett (NT, T, §4), ullticka (NT, T), violettgrå tagellav (NT, T), vårärt (NT, T), bronshjon (S, T), korallrot (S, T, §8), spindelblomster (S, T, §8), thomsons trägnagare (S), trådticka (S, T), vedticka (S, T), ögonpyrola (S, T), blåsippa (T, §9), gråspett (T, §4), järpe (T, §4), liljekonvalj (T), linnea (T), spillkråka (T, §4), tjäder (T, §4), tofsmes (T, §4), kungsfågel (§4), vanlig groda (§6), fläcknycklar (§8) och revlummer (§9). Se Figur 1.</w:t>
       </w:r>
     </w:p>
     <w:p>
@@ -697,6 +697,26 @@
         <w:rPr>
           <w:b/>
         </w:rPr>
+        <w:t>Liljekonvalj</w:t>
+      </w:r>
+      <w:r>
+        <w:t xml:space="preserve"> är typisk art för </w:t>
+      </w:r>
+      <w:r>
+        <w:rPr>
+          <w:i/>
+        </w:rPr>
+        <w:t>9190 Näringsfattig ekskog</w:t>
+      </w:r>
+      <w:r>
+        <w:t>. På liljekonvalj kan man hitta rostsvampen konvaljerost (NE) (SLU Artdatabanken, 2025).</w:t>
+      </w:r>
+    </w:p>
+    <w:p>
+      <w:r>
+        <w:rPr>
+          <w:b/>
+        </w:rPr>
         <w:t xml:space="preserve">Linnea </w:t>
       </w:r>
       <w:r>
@@ -771,6 +791,26 @@
       </w:r>
     </w:p>
     <w:p>
+      <w:r>
+        <w:rPr>
+          <w:b/>
+        </w:rPr>
+        <w:t>Tofsmes (§4)</w:t>
+      </w:r>
+      <w:r>
+        <w:t xml:space="preserve"> häckar i barr- och blandskog, främst i tallskog. Tofsmes är typisk art för </w:t>
+      </w:r>
+      <w:r>
+        <w:rPr>
+          <w:i/>
+        </w:rPr>
+        <w:t xml:space="preserve">9010 Taiga </w:t>
+      </w:r>
+      <w:r>
+        <w:t>(SLU Artdatabanken, 2025).</w:t>
+      </w:r>
+    </w:p>
+    <w:p>
       <w:pPr>
         <w:pStyle w:val="Heading1"/>
       </w:pPr>
@@ -807,7 +847,7 @@
     </w:p>
     <w:p>
       <w:r>
-        <w:t>Följande typiska arter har sina livsmiljöer och växtplatser i den avverkningsanmälda skogen: garnlav (VU, T), gränsticka (VU, T), knärot (VU, T, §8), rosenticka (NT, T), rynkskinn (NT, T), tretåig hackspett (NT, T, §4), ullticka (NT, T), violettgrå tagellav (NT, T), vårärt (NT, T), bronshjon (S, T), korallrot (S, T, §8), spindelblomster (S, T, §8), trådticka (S, T), vedticka (S, T), ögonpyrola (S, T), blåsippa (T, §9), gråspett (T, §4), järpe (T, §4), linnea (T), spillkråka (T, §4) och tjäder (T, §4).</w:t>
+        <w:t>Följande typiska arter har sina livsmiljöer och växtplatser i den avverkningsanmälda skogen: garnlav (VU, T), gränsticka (VU, T), knärot (VU, T, §8), rosenticka (NT, T), rynkskinn (NT, T), tretåig hackspett (NT, T, §4), ullticka (NT, T), violettgrå tagellav (NT, T), vårärt (NT, T), bronshjon (S, T), korallrot (S, T, §8), spindelblomster (S, T, §8), trådticka (S, T), vedticka (S, T), ögonpyrola (S, T), blåsippa (T, §9), gråspett (T, §4), järpe (T, §4), liljekonvalj (T), linnea (T), spillkråka (T, §4), tjäder (T, §4) och tofsmes (T, §4).</w:t>
       </w:r>
     </w:p>
     <w:p>
@@ -2007,7 +2047,7 @@
     <w:r>
       <w:tab/>
       <w:tab/>
-      <w:t>2026-09-30</w:t>
+      <w:t>2026-10-01</w:t>
       <w:br/>
       <w:br/>
     </w:r>

--- a/tillsyn/A 8191-2026 tillsynsbegäran.docx
+++ b/tillsyn/A 8191-2026 tillsynsbegäran.docx
@@ -2047,7 +2047,7 @@
     <w:r>
       <w:tab/>
       <w:tab/>
-      <w:t>2026-10-01</w:t>
+      <w:t>2026-10-02</w:t>
       <w:br/>
       <w:br/>
     </w:r>

--- a/tillsyn/A 8191-2026 tillsynsbegäran.docx
+++ b/tillsyn/A 8191-2026 tillsynsbegäran.docx
@@ -2047,7 +2047,7 @@
     <w:r>
       <w:tab/>
       <w:tab/>
-      <w:t>2026-10-02</w:t>
+      <w:t>2026-10-03</w:t>
       <w:br/>
       <w:br/>
     </w:r>

--- a/tillsyn/A 8191-2026 tillsynsbegäran.docx
+++ b/tillsyn/A 8191-2026 tillsynsbegäran.docx
@@ -2047,7 +2047,7 @@
     <w:r>
       <w:tab/>
       <w:tab/>
-      <w:t>2026-10-03</w:t>
+      <w:t>2026-10-04</w:t>
       <w:br/>
       <w:br/>
     </w:r>

--- a/tillsyn/A 8191-2026 tillsynsbegäran.docx
+++ b/tillsyn/A 8191-2026 tillsynsbegäran.docx
@@ -2047,7 +2047,7 @@
     <w:r>
       <w:tab/>
       <w:tab/>
-      <w:t>2026-10-04</w:t>
+      <w:t>2026-10-05</w:t>
       <w:br/>
       <w:br/>
     </w:r>

--- a/tillsyn/A 8191-2026 tillsynsbegäran.docx
+++ b/tillsyn/A 8191-2026 tillsynsbegäran.docx
@@ -2047,7 +2047,7 @@
     <w:r>
       <w:tab/>
       <w:tab/>
-      <w:t>2026-10-05</w:t>
+      <w:t>2026-10-06</w:t>
       <w:br/>
       <w:br/>
     </w:r>

--- a/tillsyn/A 8191-2026 tillsynsbegäran.docx
+++ b/tillsyn/A 8191-2026 tillsynsbegäran.docx
@@ -2047,7 +2047,7 @@
     <w:r>
       <w:tab/>
       <w:tab/>
-      <w:t>2026-10-06</w:t>
+      <w:t>2026-10-07</w:t>
       <w:br/>
       <w:br/>
     </w:r>

--- a/tillsyn/A 8191-2026 tillsynsbegäran.docx
+++ b/tillsyn/A 8191-2026 tillsynsbegäran.docx
@@ -2047,7 +2047,7 @@
     <w:r>
       <w:tab/>
       <w:tab/>
-      <w:t>2026-10-07</w:t>
+      <w:t>2026-10-08</w:t>
       <w:br/>
       <w:br/>
     </w:r>

--- a/tillsyn/A 8191-2026 tillsynsbegäran.docx
+++ b/tillsyn/A 8191-2026 tillsynsbegäran.docx
@@ -2047,7 +2047,7 @@
     <w:r>
       <w:tab/>
       <w:tab/>
-      <w:t>2026-10-08</w:t>
+      <w:t>2026-10-09</w:t>
       <w:br/>
       <w:br/>
     </w:r>

--- a/tillsyn/A 8191-2026 tillsynsbegäran.docx
+++ b/tillsyn/A 8191-2026 tillsynsbegäran.docx
@@ -2047,7 +2047,7 @@
     <w:r>
       <w:tab/>
       <w:tab/>
-      <w:t>2026-10-09</w:t>
+      <w:t>2026-10-10</w:t>
       <w:br/>
       <w:br/>
     </w:r>

--- a/tillsyn/A 8191-2026 tillsynsbegäran.docx
+++ b/tillsyn/A 8191-2026 tillsynsbegäran.docx
@@ -2047,7 +2047,7 @@
     <w:r>
       <w:tab/>
       <w:tab/>
-      <w:t>2026-10-10</w:t>
+      <w:t>2026-10-11</w:t>
       <w:br/>
       <w:br/>
     </w:r>

--- a/tillsyn/A 8191-2026 tillsynsbegäran.docx
+++ b/tillsyn/A 8191-2026 tillsynsbegäran.docx
@@ -2047,7 +2047,7 @@
     <w:r>
       <w:tab/>
       <w:tab/>
-      <w:t>2026-10-11</w:t>
+      <w:t>2026-10-12</w:t>
       <w:br/>
       <w:br/>
     </w:r>

--- a/tillsyn/A 8191-2026 tillsynsbegäran.docx
+++ b/tillsyn/A 8191-2026 tillsynsbegäran.docx
@@ -2047,7 +2047,7 @@
     <w:r>
       <w:tab/>
       <w:tab/>
-      <w:t>2026-10-12</w:t>
+      <w:t>2026-10-13</w:t>
       <w:br/>
       <w:br/>
     </w:r>

--- a/tillsyn/A 8191-2026 tillsynsbegäran.docx
+++ b/tillsyn/A 8191-2026 tillsynsbegäran.docx
@@ -2047,7 +2047,7 @@
     <w:r>
       <w:tab/>
       <w:tab/>
-      <w:t>2026-10-13</w:t>
+      <w:t>2026-10-14</w:t>
       <w:br/>
       <w:br/>
     </w:r>

--- a/tillsyn/A 8191-2026 tillsynsbegäran.docx
+++ b/tillsyn/A 8191-2026 tillsynsbegäran.docx
@@ -2047,7 +2047,7 @@
     <w:r>
       <w:tab/>
       <w:tab/>
-      <w:t>2026-10-14</w:t>
+      <w:t>2026-10-15</w:t>
       <w:br/>
       <w:br/>
     </w:r>

--- a/tillsyn/A 8191-2026 tillsynsbegäran.docx
+++ b/tillsyn/A 8191-2026 tillsynsbegäran.docx
@@ -2047,7 +2047,7 @@
     <w:r>
       <w:tab/>
       <w:tab/>
-      <w:t>2026-10-15</w:t>
+      <w:t>2026-10-16</w:t>
       <w:br/>
       <w:br/>
     </w:r>

--- a/tillsyn/A 8191-2026 tillsynsbegäran.docx
+++ b/tillsyn/A 8191-2026 tillsynsbegäran.docx
@@ -2047,7 +2047,7 @@
     <w:r>
       <w:tab/>
       <w:tab/>
-      <w:t>2026-10-16</w:t>
+      <w:t>2026-10-17</w:t>
       <w:br/>
       <w:br/>
     </w:r>

--- a/tillsyn/A 8191-2026 tillsynsbegäran.docx
+++ b/tillsyn/A 8191-2026 tillsynsbegäran.docx
@@ -2047,7 +2047,7 @@
     <w:r>
       <w:tab/>
       <w:tab/>
-      <w:t>2026-10-17</w:t>
+      <w:t>2026-10-18</w:t>
       <w:br/>
       <w:br/>
     </w:r>

--- a/tillsyn/A 8191-2026 tillsynsbegäran.docx
+++ b/tillsyn/A 8191-2026 tillsynsbegäran.docx
@@ -2047,7 +2047,7 @@
     <w:r>
       <w:tab/>
       <w:tab/>
-      <w:t>2026-10-18</w:t>
+      <w:t>2026-10-19</w:t>
       <w:br/>
       <w:br/>
     </w:r>

--- a/tillsyn/A 8191-2026 tillsynsbegäran.docx
+++ b/tillsyn/A 8191-2026 tillsynsbegäran.docx
@@ -2047,7 +2047,7 @@
     <w:r>
       <w:tab/>
       <w:tab/>
-      <w:t>2026-10-19</w:t>
+      <w:t>2026-10-20</w:t>
       <w:br/>
       <w:br/>
     </w:r>

--- a/tillsyn/A 8191-2026 tillsynsbegäran.docx
+++ b/tillsyn/A 8191-2026 tillsynsbegäran.docx
@@ -2047,7 +2047,7 @@
     <w:r>
       <w:tab/>
       <w:tab/>
-      <w:t>2026-10-20</w:t>
+      <w:t>2026-10-21</w:t>
       <w:br/>
       <w:br/>
     </w:r>

--- a/tillsyn/A 8191-2026 tillsynsbegäran.docx
+++ b/tillsyn/A 8191-2026 tillsynsbegäran.docx
@@ -2047,7 +2047,7 @@
     <w:r>
       <w:tab/>
       <w:tab/>
-      <w:t>2026-10-21</w:t>
+      <w:t>2026-10-22</w:t>
       <w:br/>
       <w:br/>
     </w:r>

--- a/tillsyn/A 8191-2026 tillsynsbegäran.docx
+++ b/tillsyn/A 8191-2026 tillsynsbegäran.docx
@@ -2047,7 +2047,7 @@
     <w:r>
       <w:tab/>
       <w:tab/>
-      <w:t>2026-10-22</w:t>
+      <w:t>2026-10-23</w:t>
       <w:br/>
       <w:br/>
     </w:r>

--- a/tillsyn/A 8191-2026 tillsynsbegäran.docx
+++ b/tillsyn/A 8191-2026 tillsynsbegäran.docx
@@ -2047,7 +2047,7 @@
     <w:r>
       <w:tab/>
       <w:tab/>
-      <w:t>2026-10-23</w:t>
+      <w:t>2026-10-24</w:t>
       <w:br/>
       <w:br/>
     </w:r>

--- a/tillsyn/A 8191-2026 tillsynsbegäran.docx
+++ b/tillsyn/A 8191-2026 tillsynsbegäran.docx
@@ -2047,7 +2047,7 @@
     <w:r>
       <w:tab/>
       <w:tab/>
-      <w:t>2026-10-24</w:t>
+      <w:t>2026-10-25</w:t>
       <w:br/>
       <w:br/>
     </w:r>

--- a/tillsyn/A 8191-2026 tillsynsbegäran.docx
+++ b/tillsyn/A 8191-2026 tillsynsbegäran.docx
@@ -2047,7 +2047,7 @@
     <w:r>
       <w:tab/>
       <w:tab/>
-      <w:t>2026-10-25</w:t>
+      <w:t>2026-10-26</w:t>
       <w:br/>
       <w:br/>
     </w:r>

--- a/tillsyn/A 8191-2026 tillsynsbegäran.docx
+++ b/tillsyn/A 8191-2026 tillsynsbegäran.docx
@@ -2047,7 +2047,7 @@
     <w:r>
       <w:tab/>
       <w:tab/>
-      <w:t>2026-10-26</w:t>
+      <w:t>2026-10-27</w:t>
       <w:br/>
       <w:br/>
     </w:r>

--- a/tillsyn/A 8191-2026 tillsynsbegäran.docx
+++ b/tillsyn/A 8191-2026 tillsynsbegäran.docx
@@ -2047,7 +2047,7 @@
     <w:r>
       <w:tab/>
       <w:tab/>
-      <w:t>2026-10-27</w:t>
+      <w:t>2026-10-28</w:t>
       <w:br/>
       <w:br/>
     </w:r>

--- a/tillsyn/A 8191-2026 tillsynsbegäran.docx
+++ b/tillsyn/A 8191-2026 tillsynsbegäran.docx
@@ -2047,7 +2047,7 @@
     <w:r>
       <w:tab/>
       <w:tab/>
-      <w:t>2026-10-28</w:t>
+      <w:t>2026-10-29</w:t>
       <w:br/>
       <w:br/>
     </w:r>

--- a/tillsyn/A 8191-2026 tillsynsbegäran.docx
+++ b/tillsyn/A 8191-2026 tillsynsbegäran.docx
@@ -65,7 +65,7 @@
     </w:p>
     <w:p>
       <w:r>
-        <w:t>I och inom 24 meter från avverkningsanmälan finns fynd av 31 naturvårdsarter, varav 12 är rödlistade, 15 är fridlysta, 23 är typiska (T) och 7 är signalarter (S): garnlav (VU, T), gränsticka (VU, T), knärot (VU, T, §8), hängticka (NT), rosenticka (NT, T), rynkskinn (NT, T), skogshare (NT), talltita (NT, §4), tretåig hackspett (NT, T, §4), ullticka (NT, T), violettgrå tagellav (NT, T), vårärt (NT, T), bronshjon (S, T), korallrot (S, T, §8), spindelblomster (S, T, §8), thomsons trägnagare (S), trådticka (S, T), vedticka (S, T), ögonpyrola (S, T), blåsippa (T, §9), gråspett (T, §4), järpe (T, §4), liljekonvalj (T), linnea (T), spillkråka (T, §4), tjäder (T, §4), tofsmes (T, §4), kungsfågel (§4), vanlig groda (§6), fläcknycklar (§8) och revlummer (§9). Se Figur 1.</w:t>
+        <w:t>I och inom 24 meter från avverkningsanmälan finns fynd av 32 naturvårdsarter, varav 13 är rödlistade, 15 är fridlysta, 23 är typiska (T) och 7 är signalarter (S): garnlav (VU, T), gränsticka (VU, T), knärot (VU, T, §8), ulltickeporing (VU), hängticka (NT), rosenticka (NT, T), rynkskinn (NT, T), skogshare (NT), talltita (NT, §4), tretåig hackspett (NT, T, §4), ullticka (NT, T), violettgrå tagellav (NT, T), vårärt (NT, T), bronshjon (S, T), korallrot (S, T, §8), spindelblomster (S, T, §8), thomsons trägnagare (S), trådticka (S, T), vedticka (S, T), ögonpyrola (S, T), blåsippa (T, §9), gråspett (T, §4), järpe (T, §4), liljekonvalj (T), linnea (T), spillkråka (T, §4), tjäder (T, §4), tofsmes (T, §4), kungsfågel (§4), vanlig groda (§6), fläcknycklar (§8) och revlummer (§9). Se Figur 1.</w:t>
       </w:r>
     </w:p>
     <w:p>
@@ -258,6 +258,30 @@
         <w:rPr>
           <w:b/>
         </w:rPr>
+        <w:t xml:space="preserve">Ulltickeporing </w:t>
+      </w:r>
+      <w:r>
+        <w:rPr>
+          <w:b/>
+          <w:i/>
+        </w:rPr>
+        <w:t>Skeletocutis brevispora</w:t>
+      </w:r>
+      <w:r>
+        <w:rPr>
+          <w:b/>
+        </w:rPr>
+        <w:t xml:space="preserve"> (VU)</w:t>
+      </w:r>
+      <w:r>
+        <w:t>, rödlistad som sårbar, växer på ullticka (NT) i naturskogsartade granskogar. Avverkning av naturskogslika miljöer och av grova granar där ulltickeporing förekommer är ett direkt hot mot artens fortlevnad. Alla skogliga åtgärder som innebär att lågor och döda eller skadade träd tas bort missgynnar arten. På sikt är minskad tillgång till lämpligt substrat och krympande areal av naturskog ett hot, framförallt råder brist på grov ved som lågor i sena nedbrytningsstadier. Ytterligare fragmentering av skogslandskapet minskar artens möjligheter till spridning. Gamla granskogar som hyser arten undantas helt från skogsbruk (SLU Artdatabanken, 2024).</w:t>
+      </w:r>
+    </w:p>
+    <w:p>
+      <w:r>
+        <w:rPr>
+          <w:b/>
+        </w:rPr>
         <w:t xml:space="preserve">Hängticka (NT) </w:t>
       </w:r>
       <w:r>
@@ -914,7 +938,9 @@
         <w:pStyle w:val="Title"/>
       </w:pPr>
       <w:r>
-        <w:t>BILAGA 1 – Fridlysta arter</w:t>
+        <w:t>BILAGA 1 –</w:t>
+        <w:br/>
+        <w:t>Fridlysta och rödlistade arter</w:t>
       </w:r>
     </w:p>
     <w:p>
@@ -1140,6 +1166,96 @@
     <w:p>
       <w:r>
         <w:t xml:space="preserve">SLU Artdatabanken, 2024. </w:t>
+      </w:r>
+      <w:r>
+        <w:rPr>
+          <w:i/>
+        </w:rPr>
+        <w:t xml:space="preserve">Artfaktablad. Naturvård – artfakta. </w:t>
+      </w:r>
+      <w:r>
+        <w:t>SLU Artdatabanken, Uppsala.</w:t>
+      </w:r>
+    </w:p>
+    <w:p>
+      <w:pPr>
+        <w:pStyle w:val="Heading1"/>
+      </w:pPr>
+      <w:r>
+        <w:t>Ulltickeporing – ekologi samt krav på livsmiljön</w:t>
+      </w:r>
+    </w:p>
+    <w:p>
+      <w:r>
+        <w:t xml:space="preserve">Ulltickeporing </w:t>
+      </w:r>
+      <w:r>
+        <w:rPr>
+          <w:i/>
+        </w:rPr>
+        <w:t>Skeletocutis brevispora</w:t>
+      </w:r>
+      <w:r>
+        <w:t xml:space="preserve"> (VU), rödlistad som sårbar, växer på ullticka (NT) i naturskogsartade granskogar. Avverkning av naturskogslika miljöer och av grova granar där ulltickeporing förekommer är ett direkt hot mot artens fortlevnad Alla skogliga åtgärder som innebär att lågor och döda eller skadade träd tas bort missgynnar arten. På sikt är minskad tillgång till lämpligt substrat och krympande areal av naturskog ett hot, framförallt råder brist på grov ved som lågor i sena nedbrytningsstadier. Ytterligare fragmentering av skogslandskapet minskar artens möjligheter till spridning. Gamla granskogar som hyser arten undantas helt från skogsbruk (SLU Artdatabanken, 2026).</w:t>
+      </w:r>
+    </w:p>
+    <w:p>
+      <w:r>
+        <w:t xml:space="preserve">Ulltickeporingen har nyligen delats upp i de tre olika arterna ulltickeporing </w:t>
+      </w:r>
+      <w:r>
+        <w:rPr>
+          <w:i/>
+        </w:rPr>
+        <w:t xml:space="preserve">Skeletocutis brevispora </w:t>
+      </w:r>
+      <w:r>
+        <w:t>(VU)</w:t>
+      </w:r>
+      <w:r>
+        <w:rPr>
+          <w:i/>
+        </w:rPr>
+        <w:t>, Skeletocutis delicata</w:t>
+      </w:r>
+      <w:r>
+        <w:t xml:space="preserve"> (VU)</w:t>
+      </w:r>
+      <w:r>
+        <w:rPr>
+          <w:i/>
+        </w:rPr>
+        <w:t xml:space="preserve"> och Skeletocutis exilis</w:t>
+      </w:r>
+      <w:r>
+        <w:t xml:space="preserve"> (NT) (SLU Artdatabanken, 2026; Miettinen &amp; Niemelä, 2018).</w:t>
+      </w:r>
+    </w:p>
+    <w:p>
+      <w:pPr>
+        <w:pStyle w:val="Heading2"/>
+      </w:pPr>
+      <w:r>
+        <w:t>Referenser – ulltickeporing</w:t>
+      </w:r>
+    </w:p>
+    <w:p>
+      <w:r>
+        <w:t xml:space="preserve">Miettinen, O. &amp; Niemelä, T., 2018. </w:t>
+      </w:r>
+      <w:r>
+        <w:rPr>
+          <w:i/>
+        </w:rPr>
+        <w:t>Two new temperate polypore species of Skeletocutis (Polyporales, Basidiomycota)</w:t>
+      </w:r>
+      <w:r>
+        <w:t>. Ann. Bot. Fennici 55: 195–206.</w:t>
+      </w:r>
+    </w:p>
+    <w:p>
+      <w:r>
+        <w:t xml:space="preserve">SLU Artdatabanken, 2026. </w:t>
       </w:r>
       <w:r>
         <w:rPr>
@@ -2047,7 +2163,7 @@
     <w:r>
       <w:tab/>
       <w:tab/>
-      <w:t>2026-10-29</w:t>
+      <w:t>2026-10-31</w:t>
       <w:br/>
       <w:br/>
     </w:r>
